--- a/docs/CSAT Survey Portal - Email Template Plan of Action.docx
+++ b/docs/CSAT Survey Portal - Email Template Plan of Action.docx
@@ -60,6 +60,49 @@
         </w:p>
       </w:sdtContent>
     </w:sdt>
+    <w:p>
+      <w:pPr>
+        <w:pStyle w:val="BlockText"/>
+      </w:pPr>
+      <w:r>
+        <w:rPr>
+          <w:bCs/>
+          <w:b/>
+        </w:rPr>
+        <w:t xml:space="preserve">Status: built and verified.</w:t>
+      </w:r>
+      <w:r>
+        <w:t xml:space="preserve"> </w:t>
+      </w:r>
+      <w:r>
+        <w:t xml:space="preserve">The invitation now follows the same pattern as</w:t>
+      </w:r>
+      <w:r>
+        <w:t xml:space="preserve"> </w:t>
+      </w:r>
+      <w:r>
+        <w:t xml:space="preserve">the existing case survey email and links to the Service Portal. Outbound email</w:t>
+      </w:r>
+      <w:r>
+        <w:t xml:space="preserve"> </w:t>
+      </w:r>
+      <w:r>
+        <w:t xml:space="preserve">remains disabled, so nothing is delivered yet. Sections 1 and 2 record why the</w:t>
+      </w:r>
+      <w:r>
+        <w:t xml:space="preserve"> </w:t>
+      </w:r>
+      <w:r>
+        <w:t xml:space="preserve">change was needed; section 3 records what was built.</w:t>
+      </w:r>
+    </w:p>
+    <w:p>
+      <w:r>
+        <w:pict>
+          <v:rect style="width:0;height:1.5pt" o:hralign="center" o:hrstd="t" o:hr="t"/>
+        </w:pict>
+      </w:r>
+    </w:p>
     <w:bookmarkStart w:id="21" w:name="X922d1f27176a2df9dfdd08ff77d5826ab1998bd"/>
     <w:p>
       <w:pPr>
@@ -843,13 +886,13 @@
     </w:p>
     <w:bookmarkEnd w:id="20"/>
     <w:bookmarkEnd w:id="21"/>
-    <w:bookmarkStart w:id="22" w:name="X9018b3c09e31c1f69cecd277611a5010c43f02c"/>
+    <w:bookmarkStart w:id="22" w:name="X5cdeb7b8054fb0677d41f68ba38ad6bf92407e6"/>
     <w:p>
       <w:pPr>
         <w:pStyle w:val="Heading2"/>
       </w:pPr>
       <w:r>
-        <w:t xml:space="preserve">2. Decision needed before build</w:t>
+        <w:t xml:space="preserve">2. Decisions taken</w:t>
       </w:r>
     </w:p>
     <w:p>
@@ -861,7 +904,577 @@
           <w:bCs/>
           <w:b/>
         </w:rPr>
-        <w:t xml:space="preserve">Where should the survey link point?</w:t>
+        <w:t xml:space="preserve">Link destination: Service Portal.</w:t>
+      </w:r>
+      <w:r>
+        <w:t xml:space="preserve"> </w:t>
+      </w:r>
+      <w:r>
+        <w:t xml:space="preserve">Recipients are customer contacts, so the</w:t>
+      </w:r>
+      <w:r>
+        <w:t xml:space="preserve"> </w:t>
+      </w:r>
+      <w:r>
+        <w:t xml:space="preserve">invitation links to</w:t>
+      </w:r>
+      <w:r>
+        <w:t xml:space="preserve"> </w:t>
+      </w:r>
+      <w:r>
+        <w:rPr>
+          <w:rStyle w:val="VerbatimChar"/>
+        </w:rPr>
+        <w:t xml:space="preserve">/csat?id=take_survey&amp;instance_id=&lt;sys_id&gt;</w:t>
+      </w:r>
+      <w:r>
+        <w:t xml:space="preserve"> </w:t>
+      </w:r>
+      <w:r>
+        <w:t xml:space="preserve">rather than the</w:t>
+      </w:r>
+      <w:r>
+        <w:t xml:space="preserve"> </w:t>
+      </w:r>
+      <w:r>
+        <w:t xml:space="preserve">platform UI. Verified: opening the link as the survey owner loads the survey</w:t>
+      </w:r>
+      <w:r>
+        <w:t xml:space="preserve"> </w:t>
+      </w:r>
+      <w:r>
+        <w:t xml:space="preserve">with a</w:t>
+      </w:r>
+      <w:r>
+        <w:t xml:space="preserve"> </w:t>
+      </w:r>
+      <w:r>
+        <w:rPr>
+          <w:bCs/>
+          <w:b/>
+        </w:rPr>
+        <w:t xml:space="preserve">Get Started</w:t>
+      </w:r>
+      <w:r>
+        <w:t xml:space="preserve"> </w:t>
+      </w:r>
+      <w:r>
+        <w:t xml:space="preserve">button; opening it as anyone else is correctly refused.</w:t>
+      </w:r>
+    </w:p>
+    <w:p>
+      <w:pPr>
+        <w:pStyle w:val="BodyText"/>
+      </w:pPr>
+      <w:r>
+        <w:rPr>
+          <w:bCs/>
+          <w:b/>
+        </w:rPr>
+        <w:t xml:space="preserve">Pattern: mirrors the existing case invitation.</w:t>
+      </w:r>
+      <w:r>
+        <w:t xml:space="preserve"> </w:t>
+      </w:r>
+      <w:r>
+        <w:t xml:space="preserve">Same body structure, same</w:t>
+      </w:r>
+      <w:r>
+        <w:t xml:space="preserve"> </w:t>
+      </w:r>
+      <w:r>
+        <w:t xml:space="preserve">covering wording, and the same sender-resolution approach, so the two emails</w:t>
+      </w:r>
+      <w:r>
+        <w:t xml:space="preserve"> </w:t>
+      </w:r>
+      <w:r>
+        <w:t xml:space="preserve">read consistently.</w:t>
+      </w:r>
+    </w:p>
+    <w:p>
+      <w:pPr>
+        <w:pStyle w:val="BodyText"/>
+      </w:pPr>
+      <w:r>
+        <w:rPr>
+          <w:bCs/>
+          <w:b/>
+        </w:rPr>
+        <w:t xml:space="preserve">Sender:</w:t>
+      </w:r>
+      <w:r>
+        <w:t xml:space="preserve"> </w:t>
+      </w:r>
+      <w:r>
+        <w:t xml:space="preserve">resolved from the</w:t>
+      </w:r>
+      <w:r>
+        <w:t xml:space="preserve"> </w:t>
+      </w:r>
+      <w:r>
+        <w:rPr>
+          <w:rStyle w:val="VerbatimChar"/>
+        </w:rPr>
+        <w:t xml:space="preserve">survey.from.mail</w:t>
+      </w:r>
+      <w:r>
+        <w:t xml:space="preserve"> </w:t>
+      </w:r>
+      <w:r>
+        <w:t xml:space="preserve">property using the account on</w:t>
+      </w:r>
+      <w:r>
+        <w:t xml:space="preserve"> </w:t>
+      </w:r>
+      <w:r>
+        <w:t xml:space="preserve">the CSAT request, falling back to</w:t>
+      </w:r>
+      <w:r>
+        <w:t xml:space="preserve"> </w:t>
+      </w:r>
+      <w:r>
+        <w:rPr>
+          <w:rStyle w:val="VerbatimChar"/>
+        </w:rPr>
+        <w:t xml:space="preserve">support@noc-portal.com</w:t>
+      </w:r>
+      <w:r>
+        <w:t xml:space="preserve"> </w:t>
+      </w:r>
+      <w:r>
+        <w:t xml:space="preserve">— the same rule the</w:t>
+      </w:r>
+      <w:r>
+        <w:t xml:space="preserve"> </w:t>
+      </w:r>
+      <w:r>
+        <w:t xml:space="preserve">case email uses.</w:t>
+      </w:r>
+    </w:p>
+    <w:p>
+      <w:pPr>
+        <w:pStyle w:val="BodyText"/>
+      </w:pPr>
+      <w:r>
+        <w:t xml:space="preserve">Still to confirm with the business: whether a due date should be quoted, and</w:t>
+      </w:r>
+      <w:r>
+        <w:t xml:space="preserve"> </w:t>
+      </w:r>
+      <w:r>
+        <w:t xml:space="preserve">whether branding or a logo is required.</w:t>
+      </w:r>
+    </w:p>
+    <w:p>
+      <w:r>
+        <w:pict>
+          <v:rect style="width:0;height:1.5pt" o:hralign="center" o:hrstd="t" o:hr="t"/>
+        </w:pict>
+      </w:r>
+    </w:p>
+    <w:bookmarkEnd w:id="22"/>
+    <w:bookmarkStart w:id="29" w:name="X62635a90c18ef51126797c61ac73640e1324522"/>
+    <w:p>
+      <w:pPr>
+        <w:pStyle w:val="Heading2"/>
+      </w:pPr>
+      <w:r>
+        <w:t xml:space="preserve">3. What was built</w:t>
+      </w:r>
+    </w:p>
+    <w:p>
+      <w:pPr>
+        <w:pStyle w:val="FirstParagraph"/>
+      </w:pPr>
+      <w:r>
+        <w:t xml:space="preserve">Deployed by</w:t>
+      </w:r>
+      <w:r>
+        <w:t xml:space="preserve"> </w:t>
+      </w:r>
+      <w:r>
+        <w:rPr>
+          <w:rStyle w:val="VerbatimChar"/>
+        </w:rPr>
+        <w:t xml:space="preserve">scripts/deploy-csat-email-template.js</w:t>
+      </w:r>
+      <w:r>
+        <w:t xml:space="preserve">, which is idempotent and</w:t>
+      </w:r>
+      <w:r>
+        <w:t xml:space="preserve"> </w:t>
+      </w:r>
+      <w:r>
+        <w:t xml:space="preserve">safe to re-run.</w:t>
+      </w:r>
+    </w:p>
+    <w:tbl>
+      <w:tblPr>
+        <w:tblStyle w:val="Table"/>
+        <w:tblW w:type="auto" w:w="0"/>
+        <w:tblLook w:firstRow="1" w:lastRow="0" w:firstColumn="0" w:lastColumn="0" w:noHBand="0" w:noVBand="0" w:val="0020"/>
+        <w:jc w:val="start"/>
+      </w:tblPr>
+      <w:tblGrid>
+        <w:gridCol w:w="3960"/>
+        <w:gridCol w:w="3960"/>
+      </w:tblGrid>
+      <w:tr>
+        <w:trPr>
+          <w:tblHeader w:val="true"/>
+        </w:trPr>
+        <w:tc>
+          <w:tcPr/>
+          <w:p>
+            <w:pPr>
+              <w:pStyle w:val="Compact"/>
+              <w:jc w:val="left"/>
+            </w:pPr>
+            <w:r>
+              <w:t xml:space="preserve">Artifact</w:t>
+            </w:r>
+          </w:p>
+        </w:tc>
+        <w:tc>
+          <w:tcPr/>
+          <w:p>
+            <w:pPr>
+              <w:pStyle w:val="Compact"/>
+              <w:jc w:val="left"/>
+            </w:pPr>
+            <w:r>
+              <w:t xml:space="preserve">Purpose</w:t>
+            </w:r>
+          </w:p>
+        </w:tc>
+      </w:tr>
+      <w:tr>
+        <w:tc>
+          <w:tcPr/>
+          <w:p>
+            <w:pPr>
+              <w:pStyle w:val="Compact"/>
+              <w:jc w:val="left"/>
+            </w:pPr>
+            <w:r>
+              <w:t xml:space="preserve">Mail script</w:t>
+            </w:r>
+            <w:r>
+              <w:t xml:space="preserve"> </w:t>
+            </w:r>
+            <w:r>
+              <w:rPr>
+                <w:rStyle w:val="VerbatimChar"/>
+              </w:rPr>
+              <w:t xml:space="preserve">csat_survey_portal_from</w:t>
+            </w:r>
+          </w:p>
+        </w:tc>
+        <w:tc>
+          <w:tcPr/>
+          <w:p>
+            <w:pPr>
+              <w:pStyle w:val="Compact"/>
+              <w:jc w:val="left"/>
+            </w:pPr>
+            <w:r>
+              <w:t xml:space="preserve">Resolves sender and reply-to from the CSAT request's account</w:t>
+            </w:r>
+          </w:p>
+        </w:tc>
+      </w:tr>
+      <w:tr>
+        <w:tc>
+          <w:tcPr/>
+          <w:p>
+            <w:pPr>
+              <w:pStyle w:val="Compact"/>
+              <w:jc w:val="left"/>
+            </w:pPr>
+            <w:r>
+              <w:t xml:space="preserve">Mail script</w:t>
+            </w:r>
+            <w:r>
+              <w:t xml:space="preserve"> </w:t>
+            </w:r>
+            <w:r>
+              <w:rPr>
+                <w:rStyle w:val="VerbatimChar"/>
+              </w:rPr>
+              <w:t xml:space="preserve">csat_survey_portal_link</w:t>
+            </w:r>
+          </w:p>
+        </w:tc>
+        <w:tc>
+          <w:tcPr/>
+          <w:p>
+            <w:pPr>
+              <w:pStyle w:val="Compact"/>
+              <w:jc w:val="left"/>
+            </w:pPr>
+            <w:r>
+              <w:t xml:space="preserve">Prints the Service Portal survey link, with a copyable fallback</w:t>
+            </w:r>
+          </w:p>
+        </w:tc>
+      </w:tr>
+      <w:tr>
+        <w:tc>
+          <w:tcPr/>
+          <w:p>
+            <w:pPr>
+              <w:pStyle w:val="Compact"/>
+              <w:jc w:val="left"/>
+            </w:pPr>
+            <w:r>
+              <w:t xml:space="preserve">Notification</w:t>
+            </w:r>
+            <w:r>
+              <w:t xml:space="preserve"> </w:t>
+            </w:r>
+            <w:r>
+              <w:rPr>
+                <w:rStyle w:val="VerbatimChar"/>
+              </w:rPr>
+              <w:t xml:space="preserve">CSAT Survey Invitation</w:t>
+            </w:r>
+          </w:p>
+        </w:tc>
+        <w:tc>
+          <w:tcPr/>
+          <w:p>
+            <w:pPr>
+              <w:pStyle w:val="Compact"/>
+              <w:jc w:val="left"/>
+            </w:pPr>
+            <w:r>
+              <w:t xml:space="preserve">The invitation itself, scoped to portal-raised surveys</w:t>
+            </w:r>
+          </w:p>
+        </w:tc>
+      </w:tr>
+      <w:tr>
+        <w:tc>
+          <w:tcPr/>
+          <w:p>
+            <w:pPr>
+              <w:pStyle w:val="Compact"/>
+              <w:jc w:val="left"/>
+            </w:pPr>
+            <w:r>
+              <w:t xml:space="preserve">Condition changes on three existing notifications</w:t>
+            </w:r>
+          </w:p>
+        </w:tc>
+        <w:tc>
+          <w:tcPr/>
+          <w:p>
+            <w:pPr>
+              <w:pStyle w:val="Compact"/>
+              <w:jc w:val="left"/>
+            </w:pPr>
+            <w:r>
+              <w:t xml:space="preserve">Stops them producing a second, broken email</w:t>
+            </w:r>
+          </w:p>
+        </w:tc>
+      </w:tr>
+    </w:tbl>
+    <w:bookmarkStart w:id="23" w:name="phase-1--stop-the-wrong-email-done-first"/>
+    <w:p>
+      <w:pPr>
+        <w:pStyle w:val="Heading3"/>
+      </w:pPr>
+      <w:r>
+        <w:t xml:space="preserve">Phase 1 — Stop the wrong email (done first)</w:t>
+      </w:r>
+    </w:p>
+    <w:p>
+      <w:pPr>
+        <w:pStyle w:val="FirstParagraph"/>
+      </w:pPr>
+      <w:r>
+        <w:t xml:space="preserve">Three active notifications would otherwise also fire. Each was narrowed, without</w:t>
+      </w:r>
+      <w:r>
+        <w:t xml:space="preserve"> </w:t>
+      </w:r>
+      <w:r>
+        <w:t xml:space="preserve">changing how it behaves for the surveys it was written for.</w:t>
+      </w:r>
+    </w:p>
+    <w:p>
+      <w:pPr>
+        <w:pStyle w:val="BlockText"/>
+      </w:pPr>
+      <w:r>
+        <w:rPr>
+          <w:bCs/>
+          <w:b/>
+        </w:rPr>
+        <w:t xml:space="preserve">The obvious guard does not work for all of them.</w:t>
+      </w:r>
+      <w:r>
+        <w:t xml:space="preserve"> </w:t>
+      </w:r>
+      <w:r>
+        <w:t xml:space="preserve">Adding</w:t>
+      </w:r>
+      <w:r>
+        <w:t xml:space="preserve"> </w:t>
+      </w:r>
+      <w:r>
+        <w:rPr>
+          <w:rStyle w:val="VerbatimChar"/>
+        </w:rPr>
+        <w:t xml:space="preserve">trigger_table != u_x_csat_survey_request</w:t>
+      </w:r>
+      <w:r>
+        <w:t xml:space="preserve"> </w:t>
+      </w:r>
+      <w:r>
+        <w:t xml:space="preserve">only helps for</w:t>
+      </w:r>
+      <w:r>
+        <w:t xml:space="preserve"> </w:t>
+      </w:r>
+      <w:r>
+        <w:rPr>
+          <w:iCs/>
+          <w:i/>
+        </w:rPr>
+        <w:t xml:space="preserve">event-based</w:t>
+      </w:r>
+      <w:r>
+        <w:t xml:space="preserve"> </w:t>
+      </w:r>
+      <w:r>
+        <w:t xml:space="preserve">notifications, which are evaluated when the queued event is processed — by</w:t>
+      </w:r>
+      <w:r>
+        <w:t xml:space="preserve"> </w:t>
+      </w:r>
+      <w:r>
+        <w:t xml:space="preserve">which time the portal has stamped the trigger table onto the instance.</w:t>
+      </w:r>
+    </w:p>
+    <w:p>
+      <w:pPr>
+        <w:pStyle w:val="BlockText"/>
+      </w:pPr>
+      <w:r>
+        <w:rPr>
+          <w:bCs/>
+          <w:b/>
+        </w:rPr>
+        <w:t xml:space="preserve">Survey User Invite v2- Manually Created</w:t>
+      </w:r>
+      <w:r>
+        <w:t xml:space="preserve"> </w:t>
+      </w:r>
+      <w:r>
+        <w:t xml:space="preserve">is</w:t>
+      </w:r>
+      <w:r>
+        <w:t xml:space="preserve"> </w:t>
+      </w:r>
+      <w:r>
+        <w:rPr>
+          <w:iCs/>
+          <w:i/>
+        </w:rPr>
+        <w:t xml:space="preserve">record-based</w:t>
+      </w:r>
+      <w:r>
+        <w:t xml:space="preserve"> </w:t>
+      </w:r>
+      <w:r>
+        <w:t xml:space="preserve">(</w:t>
+      </w:r>
+      <w:r>
+        <w:rPr>
+          <w:rStyle w:val="VerbatimChar"/>
+        </w:rPr>
+        <w:t xml:space="preserve">generation_type = engine</w:t>
+      </w:r>
+      <w:r>
+        <w:t xml:space="preserve">), so it is evaluated the instant the instance is inserted, before</w:t>
+      </w:r>
+      <w:r>
+        <w:t xml:space="preserve"> </w:t>
+      </w:r>
+      <w:r>
+        <w:t xml:space="preserve">the trigger table is set. The guard was always true and it kept firing. It is</w:t>
+      </w:r>
+      <w:r>
+        <w:t xml:space="preserve"> </w:t>
+      </w:r>
+      <w:r>
+        <w:t xml:space="preserve">now excluded with</w:t>
+      </w:r>
+      <w:r>
+        <w:t xml:space="preserve"> </w:t>
+      </w:r>
+      <w:r>
+        <w:rPr>
+          <w:rStyle w:val="VerbatimChar"/>
+        </w:rPr>
+        <w:t xml:space="preserve">task_id IS NOT EMPTY</w:t>
+      </w:r>
+      <w:r>
+        <w:t xml:space="preserve"> </w:t>
+      </w:r>
+      <w:r>
+        <w:t xml:space="preserve">instead — portal surveys have no</w:t>
+      </w:r>
+      <w:r>
+        <w:t xml:space="preserve"> </w:t>
+      </w:r>
+      <w:r>
+        <w:t xml:space="preserve">task, and that notification renders</w:t>
+      </w:r>
+      <w:r>
+        <w:t xml:space="preserve"> </w:t>
+      </w:r>
+      <w:r>
+        <w:rPr>
+          <w:rStyle w:val="VerbatimChar"/>
+        </w:rPr>
+        <w:t xml:space="preserve">${task_id.number}</w:t>
+      </w:r>
+      <w:r>
+        <w:t xml:space="preserve"> </w:t>
+      </w:r>
+      <w:r>
+        <w:t xml:space="preserve">in its subject and</w:t>
+      </w:r>
+      <w:r>
+        <w:t xml:space="preserve"> </w:t>
+      </w:r>
+      <w:r>
+        <w:t xml:space="preserve">uses</w:t>
+      </w:r>
+      <w:r>
+        <w:t xml:space="preserve"> </w:t>
+      </w:r>
+      <w:r>
+        <w:rPr>
+          <w:rStyle w:val="VerbatimChar"/>
+        </w:rPr>
+        <w:t xml:space="preserve">task_id.company</w:t>
+      </w:r>
+      <w:r>
+        <w:t xml:space="preserve"> </w:t>
+      </w:r>
+      <w:r>
+        <w:t xml:space="preserve">to build its link, so without a task it could only ever</w:t>
+      </w:r>
+      <w:r>
+        <w:t xml:space="preserve"> </w:t>
+      </w:r>
+      <w:r>
+        <w:t xml:space="preserve">produce a broken email anyway.</w:t>
       </w:r>
     </w:p>
     <w:tbl>
@@ -888,31 +1501,31 @@
               <w:jc w:val="left"/>
             </w:pPr>
             <w:r>
-              <w:t xml:space="preserve">Option</w:t>
-            </w:r>
-          </w:p>
-        </w:tc>
-        <w:tc>
-          <w:tcPr/>
-          <w:p>
-            <w:pPr>
-              <w:pStyle w:val="Compact"/>
-              <w:jc w:val="left"/>
-            </w:pPr>
-            <w:r>
-              <w:t xml:space="preserve">URL</w:t>
-            </w:r>
-          </w:p>
-        </w:tc>
-        <w:tc>
-          <w:tcPr/>
-          <w:p>
-            <w:pPr>
-              <w:pStyle w:val="Compact"/>
-              <w:jc w:val="left"/>
-            </w:pPr>
-            <w:r>
-              <w:t xml:space="preserve">Best for</w:t>
+              <w:t xml:space="preserve">Notification</w:t>
+            </w:r>
+          </w:p>
+        </w:tc>
+        <w:tc>
+          <w:tcPr/>
+          <w:p>
+            <w:pPr>
+              <w:pStyle w:val="Compact"/>
+              <w:jc w:val="left"/>
+            </w:pPr>
+            <w:r>
+              <w:t xml:space="preserve">Type</w:t>
+            </w:r>
+          </w:p>
+        </w:tc>
+        <w:tc>
+          <w:tcPr/>
+          <w:p>
+            <w:pPr>
+              <w:pStyle w:val="Compact"/>
+              <w:jc w:val="left"/>
+            </w:pPr>
+            <w:r>
+              <w:t xml:space="preserve">Guard applied</w:t>
             </w:r>
           </w:p>
         </w:tc>
@@ -926,11 +1539,19 @@
               <w:jc w:val="left"/>
             </w:pPr>
             <w:r>
-              <w:rPr>
-                <w:bCs/>
-                <w:b/>
-              </w:rPr>
-              <w:t xml:space="preserve">A — Platform</w:t>
+              <w:t xml:space="preserve">Request survey</w:t>
+            </w:r>
+          </w:p>
+        </w:tc>
+        <w:tc>
+          <w:tcPr/>
+          <w:p>
+            <w:pPr>
+              <w:pStyle w:val="Compact"/>
+              <w:jc w:val="left"/>
+            </w:pPr>
+            <w:r>
+              <w:t xml:space="preserve">event</w:t>
             </w:r>
           </w:p>
         </w:tc>
@@ -945,19 +1566,7 @@
               <w:rPr>
                 <w:rStyle w:val="VerbatimChar"/>
               </w:rPr>
-              <w:t xml:space="preserve">nav_to.do?uri=/assessment_take2.do?...</w:t>
-            </w:r>
-          </w:p>
-        </w:tc>
-        <w:tc>
-          <w:tcPr/>
-          <w:p>
-            <w:pPr>
-              <w:pStyle w:val="Compact"/>
-              <w:jc w:val="left"/>
-            </w:pPr>
-            <w:r>
-              <w:t xml:space="preserve">Internal users. This is what the stock helper returns.</w:t>
+              <w:t xml:space="preserve">trigger_table != u_x_csat_survey_request</w:t>
             </w:r>
           </w:p>
         </w:tc>
@@ -971,11 +1580,19 @@
               <w:jc w:val="left"/>
             </w:pPr>
             <w:r>
-              <w:rPr>
-                <w:bCs/>
-                <w:b/>
-              </w:rPr>
-              <w:t xml:space="preserve">B — Service Portal</w:t>
+              <w:t xml:space="preserve">Survey Assigned Notification</w:t>
+            </w:r>
+          </w:p>
+        </w:tc>
+        <w:tc>
+          <w:tcPr/>
+          <w:p>
+            <w:pPr>
+              <w:pStyle w:val="Compact"/>
+              <w:jc w:val="left"/>
+            </w:pPr>
+            <w:r>
+              <w:t xml:space="preserve">event</w:t>
             </w:r>
           </w:p>
         </w:tc>
@@ -990,248 +1607,53 @@
               <w:rPr>
                 <w:rStyle w:val="VerbatimChar"/>
               </w:rPr>
-              <w:t xml:space="preserve">/csat?id=take_survey&amp;instance_id=&lt;sys_id&gt;</w:t>
-            </w:r>
-          </w:p>
-        </w:tc>
-        <w:tc>
-          <w:tcPr/>
-          <w:p>
-            <w:pPr>
-              <w:pStyle w:val="Compact"/>
-              <w:jc w:val="left"/>
-            </w:pPr>
-            <w:r>
-              <w:t xml:space="preserve">External customer contacts. Cleaner, no platform UI.</w:t>
+              <w:t xml:space="preserve">trigger_table != u_x_csat_survey_request</w:t>
+            </w:r>
+          </w:p>
+        </w:tc>
+      </w:tr>
+      <w:tr>
+        <w:tc>
+          <w:tcPr/>
+          <w:p>
+            <w:pPr>
+              <w:pStyle w:val="Compact"/>
+              <w:jc w:val="left"/>
+            </w:pPr>
+            <w:r>
+              <w:t xml:space="preserve">Survey User Invite v2- Manually Created</w:t>
+            </w:r>
+          </w:p>
+        </w:tc>
+        <w:tc>
+          <w:tcPr/>
+          <w:p>
+            <w:pPr>
+              <w:pStyle w:val="Compact"/>
+              <w:jc w:val="left"/>
+            </w:pPr>
+            <w:r>
+              <w:t xml:space="preserve">record</w:t>
+            </w:r>
+          </w:p>
+        </w:tc>
+        <w:tc>
+          <w:tcPr/>
+          <w:p>
+            <w:pPr>
+              <w:pStyle w:val="Compact"/>
+              <w:jc w:val="left"/>
+            </w:pPr>
+            <w:r>
+              <w:rPr>
+                <w:rStyle w:val="VerbatimChar"/>
+              </w:rPr>
+              <w:t xml:space="preserve">task_id IS NOT EMPTY</w:t>
             </w:r>
           </w:p>
         </w:tc>
       </w:tr>
     </w:tbl>
-    <w:p>
-      <w:pPr>
-        <w:pStyle w:val="BodyText"/>
-      </w:pPr>
-      <w:r>
-        <w:t xml:space="preserve">Recipients are customer billing contacts, so</w:t>
-      </w:r>
-      <w:r>
-        <w:t xml:space="preserve"> </w:t>
-      </w:r>
-      <w:r>
-        <w:rPr>
-          <w:bCs/>
-          <w:b/>
-        </w:rPr>
-        <w:t xml:space="preserve">Option B is recommended</w:t>
-      </w:r>
-      <w:r>
-        <w:t xml:space="preserve">. The</w:t>
-      </w:r>
-      <w:r>
-        <w:t xml:space="preserve"> </w:t>
-      </w:r>
-      <w:r>
-        <w:rPr>
-          <w:rStyle w:val="VerbatimChar"/>
-        </w:rPr>
-        <w:t xml:space="preserve">take_survey</w:t>
-      </w:r>
-      <w:r>
-        <w:t xml:space="preserve"> </w:t>
-      </w:r>
-      <w:r>
-        <w:t xml:space="preserve">page already exists on the instance. Option A works with no custom</w:t>
-      </w:r>
-      <w:r>
-        <w:t xml:space="preserve"> </w:t>
-      </w:r>
-      <w:r>
-        <w:t xml:space="preserve">code if a platform link is acceptable.</w:t>
-      </w:r>
-    </w:p>
-    <w:p>
-      <w:pPr>
-        <w:pStyle w:val="BodyText"/>
-      </w:pPr>
-      <w:r>
-        <w:rPr>
-          <w:bCs/>
-          <w:b/>
-        </w:rPr>
-        <w:t xml:space="preserve">Also to confirm with the business:</w:t>
-      </w:r>
-    </w:p>
-    <w:p>
-      <w:pPr>
-        <w:numPr>
-          <w:ilvl w:val="0"/>
-          <w:numId w:val="1001"/>
-        </w:numPr>
-        <w:pStyle w:val="Compact"/>
-      </w:pPr>
-      <w:r>
-        <w:t xml:space="preserve">Sender display name and reply-to address</w:t>
-      </w:r>
-    </w:p>
-    <w:p>
-      <w:pPr>
-        <w:numPr>
-          <w:ilvl w:val="0"/>
-          <w:numId w:val="1001"/>
-        </w:numPr>
-        <w:pStyle w:val="Compact"/>
-      </w:pPr>
-      <w:r>
-        <w:t xml:space="preserve">Whether the survey has a due date to quote</w:t>
-      </w:r>
-    </w:p>
-    <w:p>
-      <w:pPr>
-        <w:numPr>
-          <w:ilvl w:val="0"/>
-          <w:numId w:val="1001"/>
-        </w:numPr>
-        <w:pStyle w:val="Compact"/>
-      </w:pPr>
-      <w:r>
-        <w:t xml:space="preserve">Whether branding or a logo is required</w:t>
-      </w:r>
-    </w:p>
-    <w:p>
-      <w:pPr>
-        <w:numPr>
-          <w:ilvl w:val="0"/>
-          <w:numId w:val="1001"/>
-        </w:numPr>
-        <w:pStyle w:val="Compact"/>
-      </w:pPr>
-      <w:r>
-        <w:t xml:space="preserve">Wording for the covering text</w:t>
-      </w:r>
-    </w:p>
-    <w:p>
-      <w:r>
-        <w:pict>
-          <v:rect style="width:0;height:1.5pt" o:hralign="center" o:hrstd="t" o:hr="t"/>
-        </w:pict>
-      </w:r>
-    </w:p>
-    <w:bookmarkEnd w:id="22"/>
-    <w:bookmarkStart w:id="29" w:name="X36e967274835ef8541be0807461a2582d46c2cf"/>
-    <w:p>
-      <w:pPr>
-        <w:pStyle w:val="Heading2"/>
-      </w:pPr>
-      <w:r>
-        <w:t xml:space="preserve">3. Plan</w:t>
-      </w:r>
-    </w:p>
-    <w:bookmarkStart w:id="23" w:name="X2ddf9b6a3059196968d5c1df7477b1411ef053b"/>
-    <w:p>
-      <w:pPr>
-        <w:pStyle w:val="Heading3"/>
-      </w:pPr>
-      <w:r>
-        <w:t xml:space="preserve">Phase 1 — Stop the wrong email (must happen first)</w:t>
-      </w:r>
-    </w:p>
-    <w:p>
-      <w:pPr>
-        <w:pStyle w:val="FirstParagraph"/>
-      </w:pPr>
-      <w:r>
-        <w:t xml:space="preserve">The case notification must stop catching portal surveys, or recipients will get</w:t>
-      </w:r>
-      <w:r>
-        <w:t xml:space="preserve"> </w:t>
-      </w:r>
-      <w:r>
-        <w:t xml:space="preserve">two invitations once the new one is live.</w:t>
-      </w:r>
-    </w:p>
-    <w:p>
-      <w:pPr>
-        <w:numPr>
-          <w:ilvl w:val="0"/>
-          <w:numId w:val="1002"/>
-        </w:numPr>
-        <w:pStyle w:val="Compact"/>
-      </w:pPr>
-      <w:r>
-        <w:t xml:space="preserve">Open</w:t>
-      </w:r>
-      <w:r>
-        <w:t xml:space="preserve"> </w:t>
-      </w:r>
-      <w:r>
-        <w:rPr>
-          <w:bCs/>
-          <w:b/>
-        </w:rPr>
-        <w:t xml:space="preserve">Survey User Invite v2- Manually Created</w:t>
-      </w:r>
-    </w:p>
-    <w:p>
-      <w:pPr>
-        <w:numPr>
-          <w:ilvl w:val="0"/>
-          <w:numId w:val="1002"/>
-        </w:numPr>
-        <w:pStyle w:val="Compact"/>
-      </w:pPr>
-      <w:r>
-        <w:t xml:space="preserve">Add to its condition:</w:t>
-      </w:r>
-      <w:r>
-        <w:t xml:space="preserve"> </w:t>
-      </w:r>
-      <w:r>
-        <w:rPr>
-          <w:rStyle w:val="VerbatimChar"/>
-        </w:rPr>
-        <w:t xml:space="preserve">Trigger table</w:t>
-      </w:r>
-      <w:r>
-        <w:t xml:space="preserve"> </w:t>
-      </w:r>
-      <w:r>
-        <w:rPr>
-          <w:bCs/>
-          <w:b/>
-        </w:rPr>
-        <w:t xml:space="preserve">is not</w:t>
-      </w:r>
-      <w:r>
-        <w:t xml:space="preserve"> </w:t>
-      </w:r>
-      <w:r>
-        <w:rPr>
-          <w:rStyle w:val="VerbatimChar"/>
-        </w:rPr>
-        <w:t xml:space="preserve">u_x_csat_survey_request</w:t>
-      </w:r>
-    </w:p>
-    <w:p>
-      <w:pPr>
-        <w:numPr>
-          <w:ilvl w:val="0"/>
-          <w:numId w:val="1002"/>
-        </w:numPr>
-        <w:pStyle w:val="Compact"/>
-      </w:pPr>
-      <w:r>
-        <w:t xml:space="preserve">Save</w:t>
-      </w:r>
-    </w:p>
-    <w:p>
-      <w:pPr>
-        <w:pStyle w:val="FirstParagraph"/>
-      </w:pPr>
-      <w:r>
-        <w:t xml:space="preserve">Its behaviour for genuine case-triggered surveys is unchanged.</w:t>
-      </w:r>
-    </w:p>
     <w:bookmarkEnd w:id="23"/>
     <w:bookmarkStart w:id="24" w:name="phase-2--build-the-link-mail-script"/>
     <w:p>
@@ -3069,13 +3491,13 @@
       </w:r>
     </w:p>
     <w:bookmarkEnd w:id="26"/>
-    <w:bookmarkStart w:id="27" w:name="phase-5--test-before-enabling-delivery"/>
+    <w:bookmarkStart w:id="27" w:name="phase-5--tested-with-delivery-off"/>
     <w:p>
       <w:pPr>
         <w:pStyle w:val="Heading3"/>
       </w:pPr>
       <w:r>
-        <w:t xml:space="preserve">Phase 5 — Test before enabling delivery</w:t>
+        <w:t xml:space="preserve">Phase 5 — Tested with delivery off</w:t>
       </w:r>
     </w:p>
     <w:p>
@@ -3083,20 +3505,7 @@
         <w:pStyle w:val="FirstParagraph"/>
       </w:pPr>
       <w:r>
-        <w:t xml:space="preserve">With outbound email still</w:t>
-      </w:r>
-      <w:r>
-        <w:t xml:space="preserve"> </w:t>
-      </w:r>
-      <w:r>
-        <w:rPr>
-          <w:bCs/>
-          <w:b/>
-        </w:rPr>
-        <w:t xml:space="preserve">off</w:t>
-      </w:r>
-      <w:r>
-        <w:t xml:space="preserve">, everything is written to</w:t>
+        <w:t xml:space="preserve">Outbound email is disabled, so everything was written to</w:t>
       </w:r>
       <w:r>
         <w:t xml:space="preserve"> </w:t>
@@ -3117,243 +3526,54 @@
         <w:t xml:space="preserve"> </w:t>
       </w:r>
       <w:r>
-        <w:t xml:space="preserve">being sent. Use that to check the content safely.</w:t>
-      </w:r>
-    </w:p>
-    <w:p>
-      <w:pPr>
-        <w:numPr>
-          <w:ilvl w:val="0"/>
-          <w:numId w:val="1003"/>
-        </w:numPr>
-        <w:pStyle w:val="Compact"/>
-      </w:pPr>
-      <w:r>
-        <w:t xml:space="preserve">Raise a request from the portal to a single test recipient</w:t>
-      </w:r>
-    </w:p>
-    <w:p>
-      <w:pPr>
-        <w:numPr>
-          <w:ilvl w:val="0"/>
-          <w:numId w:val="1003"/>
-        </w:numPr>
-        <w:pStyle w:val="Compact"/>
-      </w:pPr>
-      <w:r>
-        <w:t xml:space="preserve">Open the generated record in</w:t>
-      </w:r>
-      <w:r>
-        <w:t xml:space="preserve"> </w:t>
-      </w:r>
-      <w:r>
-        <w:rPr>
-          <w:bCs/>
-          <w:b/>
-        </w:rPr>
-        <w:t xml:space="preserve">System Logs &gt; Emails</w:t>
-      </w:r>
-    </w:p>
-    <w:p>
-      <w:pPr>
-        <w:numPr>
-          <w:ilvl w:val="0"/>
-          <w:numId w:val="1003"/>
-        </w:numPr>
-        <w:pStyle w:val="Compact"/>
-      </w:pPr>
-      <w:r>
-        <w:t xml:space="preserve">Verify:</w:t>
-      </w:r>
-    </w:p>
-    <w:p>
-      <w:pPr>
-        <w:numPr>
-          <w:ilvl w:val="1"/>
-          <w:numId w:val="1004"/>
-        </w:numPr>
-        <w:pStyle w:val="Compact"/>
-      </w:pPr>
-      <w:r>
-        <w:t xml:space="preserve">Subject renders the survey name, with no empty placeholders</w:t>
-      </w:r>
-    </w:p>
-    <w:p>
-      <w:pPr>
-        <w:numPr>
-          <w:ilvl w:val="1"/>
-          <w:numId w:val="1004"/>
-        </w:numPr>
-        <w:pStyle w:val="Compact"/>
-      </w:pPr>
-      <w:r>
-        <w:t xml:space="preserve">Body greets the recipient correctly</w:t>
-      </w:r>
-    </w:p>
-    <w:p>
-      <w:pPr>
-        <w:numPr>
-          <w:ilvl w:val="1"/>
-          <w:numId w:val="1004"/>
-        </w:numPr>
-        <w:pStyle w:val="Compact"/>
-      </w:pPr>
-      <w:r>
-        <w:t xml:space="preserve">The survey link is present</w:t>
-      </w:r>
-    </w:p>
-    <w:p>
-      <w:pPr>
-        <w:numPr>
-          <w:ilvl w:val="1"/>
-          <w:numId w:val="1004"/>
-        </w:numPr>
-        <w:pStyle w:val="Compact"/>
-      </w:pPr>
-      <w:r>
-        <w:t xml:space="preserve">The link opens the correct survey for that recipient</w:t>
-      </w:r>
-    </w:p>
-    <w:p>
-      <w:pPr>
-        <w:numPr>
-          <w:ilvl w:val="0"/>
-          <w:numId w:val="1003"/>
-        </w:numPr>
-        <w:pStyle w:val="Compact"/>
-      </w:pPr>
-      <w:r>
-        <w:t xml:space="preserve">Confirm only</w:t>
-      </w:r>
-      <w:r>
-        <w:t xml:space="preserve"> </w:t>
-      </w:r>
-      <w:r>
-        <w:rPr>
-          <w:bCs/>
-          <w:b/>
-        </w:rPr>
-        <w:t xml:space="preserve">one</w:t>
-      </w:r>
-      <w:r>
-        <w:t xml:space="preserve"> </w:t>
-      </w:r>
-      <w:r>
-        <w:t xml:space="preserve">invitation was produced</w:t>
-      </w:r>
-    </w:p>
-    <w:bookmarkEnd w:id="27"/>
-    <w:bookmarkStart w:id="28" w:name="phase-6--enable-delivery"/>
-    <w:p>
-      <w:pPr>
-        <w:pStyle w:val="Heading3"/>
-      </w:pPr>
-      <w:r>
-        <w:t xml:space="preserve">Phase 6 — Enable delivery</w:t>
-      </w:r>
-    </w:p>
-    <w:p>
-      <w:pPr>
-        <w:numPr>
-          <w:ilvl w:val="0"/>
-          <w:numId w:val="1005"/>
-        </w:numPr>
-        <w:pStyle w:val="Compact"/>
-      </w:pPr>
-      <w:r>
-        <w:t xml:space="preserve">Review anything already queued in</w:t>
-      </w:r>
-      <w:r>
-        <w:t xml:space="preserve"> </w:t>
-      </w:r>
+        <w:t xml:space="preserve">being sent. Verified on adcomsolutionsdev:</w:t>
+      </w:r>
+    </w:p>
+    <w:p>
+      <w:pPr>
+        <w:pStyle w:val="SourceCode"/>
+      </w:pPr>
       <w:r>
         <w:rPr>
           <w:rStyle w:val="VerbatimChar"/>
         </w:rPr>
-        <w:t xml:space="preserve">sys_email</w:t>
-      </w:r>
-      <w:r>
-        <w:t xml:space="preserve"> </w:t>
-      </w:r>
-      <w:r>
-        <w:t xml:space="preserve">so switching on does not</w:t>
-      </w:r>
-      <w:r>
-        <w:t xml:space="preserve"> </w:t>
-      </w:r>
-      <w:r>
-        <w:t xml:space="preserve">release a backlog</w:t>
-      </w:r>
-    </w:p>
-    <w:p>
-      <w:pPr>
-        <w:numPr>
-          <w:ilvl w:val="0"/>
-          <w:numId w:val="1005"/>
-        </w:numPr>
-        <w:pStyle w:val="Compact"/>
-      </w:pPr>
-      <w:r>
-        <w:t xml:space="preserve">Set</w:t>
-      </w:r>
-      <w:r>
-        <w:t xml:space="preserve"> </w:t>
+        <w:t xml:space="preserve">Recipient: American Bank Notifications (security@ambk.com)</w:t>
+      </w:r>
+      <w:r>
+        <w:br/>
       </w:r>
       <w:r>
         <w:rPr>
           <w:rStyle w:val="VerbatimChar"/>
         </w:rPr>
-        <w:t xml:space="preserve">glide.email.smtp.active = true</w:t>
-      </w:r>
-    </w:p>
-    <w:p>
-      <w:pPr>
-        <w:numPr>
-          <w:ilvl w:val="0"/>
-          <w:numId w:val="1005"/>
-        </w:numPr>
-        <w:pStyle w:val="Compact"/>
-      </w:pPr>
-      <w:r>
-        <w:t xml:space="preserve">Send to one internal recipient and confirm receipt and the link</w:t>
-      </w:r>
-    </w:p>
-    <w:p>
-      <w:pPr>
-        <w:numPr>
-          <w:ilvl w:val="0"/>
-          <w:numId w:val="1005"/>
-        </w:numPr>
-        <w:pStyle w:val="Compact"/>
-      </w:pPr>
-      <w:r>
-        <w:t xml:space="preserve">Then send to a genuine customer contact</w:t>
-      </w:r>
-    </w:p>
-    <w:p>
-      <w:r>
-        <w:pict>
-          <v:rect style="width:0;height:1.5pt" o:hralign="center" o:hrstd="t" o:hr="t"/>
-        </w:pict>
-      </w:r>
-    </w:p>
-    <w:bookmarkEnd w:id="28"/>
-    <w:bookmarkEnd w:id="29"/>
-    <w:bookmarkStart w:id="30" w:name="X66694b3658ba9d3707f8b1f0ad1d8059da5b712"/>
-    <w:p>
-      <w:pPr>
-        <w:pStyle w:val="Heading2"/>
-      </w:pPr>
-      <w:r>
-        <w:t xml:space="preserve">4. Prerequisites still outstanding</w:t>
-      </w:r>
-    </w:p>
-    <w:p>
-      <w:pPr>
-        <w:pStyle w:val="FirstParagraph"/>
-      </w:pPr>
-      <w:r>
-        <w:t xml:space="preserve">These block a live send regardless of the email template:</w:t>
+        <w:t xml:space="preserve">Emails generated for this recipient: 1</w:t>
+      </w:r>
+      <w:r>
+        <w:br/>
+      </w:r>
+      <w:r>
+        <w:rPr>
+          <w:rStyle w:val="VerbatimChar"/>
+        </w:rPr>
+        <w:t xml:space="preserve">   Closed Case Survey - we would value your feedback</w:t>
+      </w:r>
+      <w:r>
+        <w:br/>
+      </w:r>
+      <w:r>
+        <w:rPr>
+          <w:rStyle w:val="VerbatimChar"/>
+        </w:rPr>
+        <w:t xml:space="preserve">Link: https://adcomsolutionsdev.service-now.com/csat?id=take_survey</w:t>
+      </w:r>
+      <w:r>
+        <w:br/>
+      </w:r>
+      <w:r>
+        <w:rPr>
+          <w:rStyle w:val="VerbatimChar"/>
+        </w:rPr>
+        <w:t xml:space="preserve">      &amp;instance_id=698ba85d2be2cf1007a3fa95b891bfa4</w:t>
       </w:r>
     </w:p>
     <w:tbl>
@@ -3379,19 +3599,19 @@
               <w:jc w:val="left"/>
             </w:pPr>
             <w:r>
-              <w:t xml:space="preserve">Item</w:t>
-            </w:r>
-          </w:p>
-        </w:tc>
-        <w:tc>
-          <w:tcPr/>
-          <w:p>
-            <w:pPr>
-              <w:pStyle w:val="Compact"/>
-              <w:jc w:val="left"/>
-            </w:pPr>
-            <w:r>
-              <w:t xml:space="preserve">Status</w:t>
+              <w:t xml:space="preserve">Check</w:t>
+            </w:r>
+          </w:p>
+        </w:tc>
+        <w:tc>
+          <w:tcPr/>
+          <w:p>
+            <w:pPr>
+              <w:pStyle w:val="Compact"/>
+              <w:jc w:val="left"/>
+            </w:pPr>
+            <w:r>
+              <w:t xml:space="preserve">Result</w:t>
             </w:r>
           </w:p>
         </w:tc>
@@ -3405,23 +3625,136 @@
               <w:jc w:val="left"/>
             </w:pPr>
             <w:r>
-              <w:t xml:space="preserve">Outbound email enabled</w:t>
-            </w:r>
-          </w:p>
-        </w:tc>
-        <w:tc>
-          <w:tcPr/>
-          <w:p>
-            <w:pPr>
-              <w:pStyle w:val="Compact"/>
-              <w:jc w:val="left"/>
-            </w:pPr>
+              <w:t xml:space="preserve">Exactly one invitation per recipient</w:t>
+            </w:r>
+          </w:p>
+        </w:tc>
+        <w:tc>
+          <w:tcPr/>
+          <w:p>
+            <w:pPr>
+              <w:pStyle w:val="Compact"/>
+              <w:jc w:val="left"/>
+            </w:pPr>
+            <w:r>
+              <w:t xml:space="preserve">Yes — the duplicate no longer fires</w:t>
+            </w:r>
+          </w:p>
+        </w:tc>
+      </w:tr>
+      <w:tr>
+        <w:tc>
+          <w:tcPr/>
+          <w:p>
+            <w:pPr>
+              <w:pStyle w:val="Compact"/>
+              <w:jc w:val="left"/>
+            </w:pPr>
+            <w:r>
+              <w:t xml:space="preserve">Subject renders the survey name</w:t>
+            </w:r>
+          </w:p>
+        </w:tc>
+        <w:tc>
+          <w:tcPr/>
+          <w:p>
+            <w:pPr>
+              <w:pStyle w:val="Compact"/>
+              <w:jc w:val="left"/>
+            </w:pPr>
+            <w:r>
+              <w:rPr>
+                <w:rStyle w:val="VerbatimChar"/>
+              </w:rPr>
+              <w:t xml:space="preserve">Closed Case Survey - we would value your feedback</w:t>
+            </w:r>
+          </w:p>
+        </w:tc>
+      </w:tr>
+      <w:tr>
+        <w:tc>
+          <w:tcPr/>
+          <w:p>
+            <w:pPr>
+              <w:pStyle w:val="Compact"/>
+              <w:jc w:val="left"/>
+            </w:pPr>
+            <w:r>
+              <w:t xml:space="preserve">No empty placeholders</w:t>
+            </w:r>
+          </w:p>
+        </w:tc>
+        <w:tc>
+          <w:tcPr/>
+          <w:p>
+            <w:pPr>
+              <w:pStyle w:val="Compact"/>
+              <w:jc w:val="left"/>
+            </w:pPr>
+            <w:r>
+              <w:t xml:space="preserve">Confirmed</w:t>
+            </w:r>
+          </w:p>
+        </w:tc>
+      </w:tr>
+      <w:tr>
+        <w:tc>
+          <w:tcPr/>
+          <w:p>
+            <w:pPr>
+              <w:pStyle w:val="Compact"/>
+              <w:jc w:val="left"/>
+            </w:pPr>
+            <w:r>
+              <w:t xml:space="preserve">Survey link present</w:t>
+            </w:r>
+          </w:p>
+        </w:tc>
+        <w:tc>
+          <w:tcPr/>
+          <w:p>
+            <w:pPr>
+              <w:pStyle w:val="Compact"/>
+              <w:jc w:val="left"/>
+            </w:pPr>
+            <w:r>
+              <w:t xml:space="preserve">Yes, Service Portal</w:t>
+            </w:r>
+          </w:p>
+        </w:tc>
+      </w:tr>
+      <w:tr>
+        <w:tc>
+          <w:tcPr/>
+          <w:p>
+            <w:pPr>
+              <w:pStyle w:val="Compact"/>
+              <w:jc w:val="left"/>
+            </w:pPr>
+            <w:r>
+              <w:t xml:space="preserve">Link opens the survey for its owner</w:t>
+            </w:r>
+          </w:p>
+        </w:tc>
+        <w:tc>
+          <w:tcPr/>
+          <w:p>
+            <w:pPr>
+              <w:pStyle w:val="Compact"/>
+              <w:jc w:val="left"/>
+            </w:pPr>
+            <w:r>
+              <w:t xml:space="preserve">Verified — loads with</w:t>
+            </w:r>
+            <w:r>
+              <w:t xml:space="preserve"> </w:t>
+            </w:r>
             <w:r>
               <w:rPr>
                 <w:bCs/>
                 <w:b/>
               </w:rPr>
-              <w:t xml:space="preserve">Off</w:t>
+              <w:t xml:space="preserve">Get Started</w:t>
             </w:r>
           </w:p>
         </w:tc>
@@ -3435,126 +3768,110 @@
               <w:jc w:val="left"/>
             </w:pPr>
             <w:r>
-              <w:t xml:space="preserve">Closed Case Survey</w:t>
-            </w:r>
-          </w:p>
-        </w:tc>
-        <w:tc>
-          <w:tcPr/>
-          <w:p>
-            <w:pPr>
-              <w:pStyle w:val="Compact"/>
-              <w:jc w:val="left"/>
-            </w:pPr>
-            <w:r>
-              <w:t xml:space="preserve">Published, 1 question</w:t>
-            </w:r>
-          </w:p>
-        </w:tc>
-      </w:tr>
-      <w:tr>
-        <w:tc>
-          <w:tcPr/>
-          <w:p>
-            <w:pPr>
-              <w:pStyle w:val="Compact"/>
-              <w:jc w:val="left"/>
-            </w:pPr>
-            <w:r>
-              <w:t xml:space="preserve">Complex Resolution Survey</w:t>
-            </w:r>
-          </w:p>
-        </w:tc>
-        <w:tc>
-          <w:tcPr/>
-          <w:p>
-            <w:pPr>
-              <w:pStyle w:val="Compact"/>
-              <w:jc w:val="left"/>
-            </w:pPr>
-            <w:r>
-              <w:rPr>
-                <w:bCs/>
-                <w:b/>
-              </w:rPr>
-              <w:t xml:space="preserve">Draft, 0 questions</w:t>
-            </w:r>
-          </w:p>
-        </w:tc>
-      </w:tr>
-      <w:tr>
-        <w:tc>
-          <w:tcPr/>
-          <w:p>
-            <w:pPr>
-              <w:pStyle w:val="Compact"/>
-              <w:jc w:val="left"/>
-            </w:pPr>
-            <w:r>
-              <w:t xml:space="preserve">Generic Quarterly Survey</w:t>
-            </w:r>
-          </w:p>
-        </w:tc>
-        <w:tc>
-          <w:tcPr/>
-          <w:p>
-            <w:pPr>
-              <w:pStyle w:val="Compact"/>
-              <w:jc w:val="left"/>
-            </w:pPr>
-            <w:r>
-              <w:rPr>
-                <w:bCs/>
-                <w:b/>
-              </w:rPr>
-              <w:t xml:space="preserve">Draft, 0 questions</w:t>
-            </w:r>
-          </w:p>
-        </w:tc>
-      </w:tr>
-      <w:tr>
-        <w:tc>
-          <w:tcPr/>
-          <w:p>
-            <w:pPr>
-              <w:pStyle w:val="Compact"/>
-              <w:jc w:val="left"/>
-            </w:pPr>
-            <w:r>
-              <w:t xml:space="preserve">Primary Billing Contact populated</w:t>
-            </w:r>
-          </w:p>
-        </w:tc>
-        <w:tc>
-          <w:tcPr/>
-          <w:p>
-            <w:pPr>
-              <w:pStyle w:val="Compact"/>
-              <w:jc w:val="left"/>
-            </w:pPr>
-            <w:r>
-              <w:rPr>
-                <w:bCs/>
-                <w:b/>
-              </w:rPr>
-              <w:t xml:space="preserve">1 company only</w:t>
+              <w:t xml:space="preserve">Link refused for anyone else</w:t>
+            </w:r>
+          </w:p>
+        </w:tc>
+        <w:tc>
+          <w:tcPr/>
+          <w:p>
+            <w:pPr>
+              <w:pStyle w:val="Compact"/>
+              <w:jc w:val="left"/>
+            </w:pPr>
+            <w:r>
+              <w:t xml:space="preserve">Verified — "not authorized or the record is not valid"</w:t>
             </w:r>
           </w:p>
         </w:tc>
       </w:tr>
     </w:tbl>
-    <w:p>
-      <w:pPr>
-        <w:pStyle w:val="BodyText"/>
-      </w:pPr>
-      <w:r>
-        <w:t xml:space="preserve">A survey with one question will produce a very thin invitation. Content should</w:t>
-      </w:r>
-      <w:r>
-        <w:t xml:space="preserve"> </w:t>
-      </w:r>
-      <w:r>
-        <w:t xml:space="preserve">be reviewed alongside the email wording.</w:t>
+    <w:bookmarkEnd w:id="27"/>
+    <w:bookmarkStart w:id="28" w:name="phase-6--enable-delivery"/>
+    <w:p>
+      <w:pPr>
+        <w:pStyle w:val="Heading3"/>
+      </w:pPr>
+      <w:r>
+        <w:t xml:space="preserve">Phase 6 — Enable delivery</w:t>
+      </w:r>
+    </w:p>
+    <w:p>
+      <w:pPr>
+        <w:numPr>
+          <w:ilvl w:val="0"/>
+          <w:numId w:val="1001"/>
+        </w:numPr>
+        <w:pStyle w:val="Compact"/>
+      </w:pPr>
+      <w:r>
+        <w:t xml:space="preserve">Review anything already queued in</w:t>
+      </w:r>
+      <w:r>
+        <w:t xml:space="preserve"> </w:t>
+      </w:r>
+      <w:r>
+        <w:rPr>
+          <w:rStyle w:val="VerbatimChar"/>
+        </w:rPr>
+        <w:t xml:space="preserve">sys_email</w:t>
+      </w:r>
+      <w:r>
+        <w:t xml:space="preserve"> </w:t>
+      </w:r>
+      <w:r>
+        <w:t xml:space="preserve">so switching on does not</w:t>
+      </w:r>
+      <w:r>
+        <w:t xml:space="preserve"> </w:t>
+      </w:r>
+      <w:r>
+        <w:t xml:space="preserve">release a backlog</w:t>
+      </w:r>
+    </w:p>
+    <w:p>
+      <w:pPr>
+        <w:numPr>
+          <w:ilvl w:val="0"/>
+          <w:numId w:val="1001"/>
+        </w:numPr>
+        <w:pStyle w:val="Compact"/>
+      </w:pPr>
+      <w:r>
+        <w:t xml:space="preserve">Set</w:t>
+      </w:r>
+      <w:r>
+        <w:t xml:space="preserve"> </w:t>
+      </w:r>
+      <w:r>
+        <w:rPr>
+          <w:rStyle w:val="VerbatimChar"/>
+        </w:rPr>
+        <w:t xml:space="preserve">glide.email.smtp.active = true</w:t>
+      </w:r>
+    </w:p>
+    <w:p>
+      <w:pPr>
+        <w:numPr>
+          <w:ilvl w:val="0"/>
+          <w:numId w:val="1001"/>
+        </w:numPr>
+        <w:pStyle w:val="Compact"/>
+      </w:pPr>
+      <w:r>
+        <w:t xml:space="preserve">Send to one internal recipient and confirm receipt and the link</w:t>
+      </w:r>
+    </w:p>
+    <w:p>
+      <w:pPr>
+        <w:numPr>
+          <w:ilvl w:val="0"/>
+          <w:numId w:val="1001"/>
+        </w:numPr>
+        <w:pStyle w:val="Compact"/>
+      </w:pPr>
+      <w:r>
+        <w:t xml:space="preserve">Then send to a genuine customer contact</w:t>
       </w:r>
     </w:p>
     <w:p>
@@ -3564,70 +3881,15 @@
         </w:pict>
       </w:r>
     </w:p>
-    <w:bookmarkEnd w:id="30"/>
-    <w:bookmarkStart w:id="31" w:name="X005a8d74174066444eb48f1cdc3f127ad129609"/>
+    <w:bookmarkEnd w:id="28"/>
+    <w:bookmarkEnd w:id="29"/>
+    <w:bookmarkStart w:id="30" w:name="X66694b3658ba9d3707f8b1f0ad1d8059da5b712"/>
     <w:p>
       <w:pPr>
         <w:pStyle w:val="Heading2"/>
       </w:pPr>
       <w:r>
-        <w:t xml:space="preserve">5. Sequence and dependencies</w:t>
-      </w:r>
-    </w:p>
-    <w:p>
-      <w:pPr>
-        <w:pStyle w:val="SourceCode"/>
-      </w:pPr>
-      <w:r>
-        <w:rPr>
-          <w:rStyle w:val="VerbatimChar"/>
-        </w:rPr>
-        <w:t xml:space="preserve">Phase 1  Exclude portal surveys from the case notification   ← do first</w:t>
-      </w:r>
-      <w:r>
-        <w:br/>
-      </w:r>
-      <w:r>
-        <w:rPr>
-          <w:rStyle w:val="VerbatimChar"/>
-        </w:rPr>
-        <w:t xml:space="preserve">Phase 2  Create the csat_survey_link mail script</w:t>
-      </w:r>
-      <w:r>
-        <w:br/>
-      </w:r>
-      <w:r>
-        <w:rPr>
-          <w:rStyle w:val="VerbatimChar"/>
-        </w:rPr>
-        <w:t xml:space="preserve">Phase 3  Create the CSAT Survey Invitation notification</w:t>
-      </w:r>
-      <w:r>
-        <w:br/>
-      </w:r>
-      <w:r>
-        <w:rPr>
-          <w:rStyle w:val="VerbatimChar"/>
-        </w:rPr>
-        <w:t xml:space="preserve">Phase 4  Confirm notify_user on each survey definition</w:t>
-      </w:r>
-      <w:r>
-        <w:br/>
-      </w:r>
-      <w:r>
-        <w:rPr>
-          <w:rStyle w:val="VerbatimChar"/>
-        </w:rPr>
-        <w:t xml:space="preserve">Phase 5  Test with email still disabled</w:t>
-      </w:r>
-      <w:r>
-        <w:br/>
-      </w:r>
-      <w:r>
-        <w:rPr>
-          <w:rStyle w:val="VerbatimChar"/>
-        </w:rPr>
-        <w:t xml:space="preserve">Phase 6  Enable delivery, pilot, then roll out</w:t>
+        <w:t xml:space="preserve">4. Prerequisites still outstanding</w:t>
       </w:r>
     </w:p>
     <w:p>
@@ -3635,30 +3897,7 @@
         <w:pStyle w:val="FirstParagraph"/>
       </w:pPr>
       <w:r>
-        <w:t xml:space="preserve">Phases 2 and 3 can be done together. Phase 1 must precede Phase 6 or recipients</w:t>
-      </w:r>
-      <w:r>
-        <w:t xml:space="preserve"> </w:t>
-      </w:r>
-      <w:r>
-        <w:t xml:space="preserve">receive two emails.</w:t>
-      </w:r>
-    </w:p>
-    <w:p>
-      <w:r>
-        <w:pict>
-          <v:rect style="width:0;height:1.5pt" o:hralign="center" o:hrstd="t" o:hr="t"/>
-        </w:pict>
-      </w:r>
-    </w:p>
-    <w:bookmarkEnd w:id="31"/>
-    <w:bookmarkStart w:id="32" w:name="Xf4d714abcb26335700ae035bc33791e14ab65fd"/>
-    <w:p>
-      <w:pPr>
-        <w:pStyle w:val="Heading2"/>
-      </w:pPr>
-      <w:r>
-        <w:t xml:space="preserve">6. Risks</w:t>
+        <w:t xml:space="preserve">These block a live send regardless of the email template:</w:t>
       </w:r>
     </w:p>
     <w:tbl>
@@ -3684,19 +3923,19 @@
               <w:jc w:val="left"/>
             </w:pPr>
             <w:r>
-              <w:t xml:space="preserve">Risk</w:t>
-            </w:r>
-          </w:p>
-        </w:tc>
-        <w:tc>
-          <w:tcPr/>
-          <w:p>
-            <w:pPr>
-              <w:pStyle w:val="Compact"/>
-              <w:jc w:val="left"/>
-            </w:pPr>
-            <w:r>
-              <w:t xml:space="preserve">Mitigation</w:t>
+              <w:t xml:space="preserve">Item</w:t>
+            </w:r>
+          </w:p>
+        </w:tc>
+        <w:tc>
+          <w:tcPr/>
+          <w:p>
+            <w:pPr>
+              <w:pStyle w:val="Compact"/>
+              <w:jc w:val="left"/>
+            </w:pPr>
+            <w:r>
+              <w:t xml:space="preserve">Status</w:t>
             </w:r>
           </w:p>
         </w:tc>
@@ -3710,34 +3949,23 @@
               <w:jc w:val="left"/>
             </w:pPr>
             <w:r>
-              <w:t xml:space="preserve">Duplicate invitations</w:t>
-            </w:r>
-          </w:p>
-        </w:tc>
-        <w:tc>
-          <w:tcPr/>
-          <w:p>
-            <w:pPr>
-              <w:pStyle w:val="Compact"/>
-              <w:jc w:val="left"/>
-            </w:pPr>
-            <w:r>
-              <w:t xml:space="preserve">Phase 1 excludes portal surveys from the case notification; verify only one</w:t>
-            </w:r>
-            <w:r>
-              <w:t xml:space="preserve"> </w:t>
-            </w:r>
+              <w:t xml:space="preserve">Outbound email enabled</w:t>
+            </w:r>
+          </w:p>
+        </w:tc>
+        <w:tc>
+          <w:tcPr/>
+          <w:p>
+            <w:pPr>
+              <w:pStyle w:val="Compact"/>
+              <w:jc w:val="left"/>
+            </w:pPr>
             <w:r>
               <w:rPr>
-                <w:rStyle w:val="VerbatimChar"/>
+                <w:bCs/>
+                <w:b/>
               </w:rPr>
-              <w:t xml:space="preserve">sys_email</w:t>
-            </w:r>
-            <w:r>
-              <w:t xml:space="preserve"> </w:t>
-            </w:r>
-            <w:r>
-              <w:t xml:space="preserve">row per recipient in Phase 5</w:t>
+              <w:t xml:space="preserve">Off</w:t>
             </w:r>
           </w:p>
         </w:tc>
@@ -3751,46 +3979,19 @@
               <w:jc w:val="left"/>
             </w:pPr>
             <w:r>
-              <w:t xml:space="preserve">Notification silently produces nothing</w:t>
-            </w:r>
-          </w:p>
-        </w:tc>
-        <w:tc>
-          <w:tcPr/>
-          <w:p>
-            <w:pPr>
-              <w:pStyle w:val="Compact"/>
-              <w:jc w:val="left"/>
-            </w:pPr>
-            <w:r>
-              <w:t xml:space="preserve">Set</w:t>
-            </w:r>
-            <w:r>
-              <w:t xml:space="preserve"> </w:t>
-            </w:r>
-            <w:r>
-              <w:rPr>
-                <w:rStyle w:val="VerbatimChar"/>
-              </w:rPr>
-              <w:t xml:space="preserve">generation_type = event</w:t>
-            </w:r>
-            <w:r>
-              <w:t xml:space="preserve">; confirm a</w:t>
-            </w:r>
-            <w:r>
-              <w:t xml:space="preserve"> </w:t>
-            </w:r>
-            <w:r>
-              <w:rPr>
-                <w:rStyle w:val="VerbatimChar"/>
-              </w:rPr>
-              <w:t xml:space="preserve">sys_email</w:t>
-            </w:r>
-            <w:r>
-              <w:t xml:space="preserve"> </w:t>
-            </w:r>
-            <w:r>
-              <w:t xml:space="preserve">record appears in Phase 5</w:t>
+              <w:t xml:space="preserve">Closed Case Survey</w:t>
+            </w:r>
+          </w:p>
+        </w:tc>
+        <w:tc>
+          <w:tcPr/>
+          <w:p>
+            <w:pPr>
+              <w:pStyle w:val="Compact"/>
+              <w:jc w:val="left"/>
+            </w:pPr>
+            <w:r>
+              <w:t xml:space="preserve">Published, 1 question</w:t>
             </w:r>
           </w:p>
         </w:tc>
@@ -3804,19 +4005,23 @@
               <w:jc w:val="left"/>
             </w:pPr>
             <w:r>
-              <w:t xml:space="preserve">Enabling SMTP releases a backlog</w:t>
-            </w:r>
-          </w:p>
-        </w:tc>
-        <w:tc>
-          <w:tcPr/>
-          <w:p>
-            <w:pPr>
-              <w:pStyle w:val="Compact"/>
-              <w:jc w:val="left"/>
-            </w:pPr>
-            <w:r>
-              <w:t xml:space="preserve">Review the queue before switching on</w:t>
+              <w:t xml:space="preserve">Complex Resolution Survey</w:t>
+            </w:r>
+          </w:p>
+        </w:tc>
+        <w:tc>
+          <w:tcPr/>
+          <w:p>
+            <w:pPr>
+              <w:pStyle w:val="Compact"/>
+              <w:jc w:val="left"/>
+            </w:pPr>
+            <w:r>
+              <w:rPr>
+                <w:bCs/>
+                <w:b/>
+              </w:rPr>
+              <w:t xml:space="preserve">Draft, 0 questions</w:t>
             </w:r>
           </w:p>
         </w:tc>
@@ -3830,19 +4035,23 @@
               <w:jc w:val="left"/>
             </w:pPr>
             <w:r>
-              <w:t xml:space="preserve">Link resolves for the wrong person</w:t>
-            </w:r>
-          </w:p>
-        </w:tc>
-        <w:tc>
-          <w:tcPr/>
-          <w:p>
-            <w:pPr>
-              <w:pStyle w:val="Compact"/>
-              <w:jc w:val="left"/>
-            </w:pPr>
-            <w:r>
-              <w:t xml:space="preserve">Assessment instances are per-user; confirm in Phase 5 by opening the link</w:t>
+              <w:t xml:space="preserve">Generic Quarterly Survey</w:t>
+            </w:r>
+          </w:p>
+        </w:tc>
+        <w:tc>
+          <w:tcPr/>
+          <w:p>
+            <w:pPr>
+              <w:pStyle w:val="Compact"/>
+              <w:jc w:val="left"/>
+            </w:pPr>
+            <w:r>
+              <w:rPr>
+                <w:bCs/>
+                <w:b/>
+              </w:rPr>
+              <w:t xml:space="preserve">Draft, 0 questions</w:t>
             </w:r>
           </w:p>
         </w:tc>
@@ -3856,24 +4065,42 @@
               <w:jc w:val="left"/>
             </w:pPr>
             <w:r>
-              <w:t xml:space="preserve">Wrong sender identity</w:t>
-            </w:r>
-          </w:p>
-        </w:tc>
-        <w:tc>
-          <w:tcPr/>
-          <w:p>
-            <w:pPr>
-              <w:pStyle w:val="Compact"/>
-              <w:jc w:val="left"/>
-            </w:pPr>
-            <w:r>
-              <w:t xml:space="preserve">Agree sender name and reply-to before Phase 6</w:t>
+              <w:t xml:space="preserve">Primary Billing Contact populated</w:t>
+            </w:r>
+          </w:p>
+        </w:tc>
+        <w:tc>
+          <w:tcPr/>
+          <w:p>
+            <w:pPr>
+              <w:pStyle w:val="Compact"/>
+              <w:jc w:val="left"/>
+            </w:pPr>
+            <w:r>
+              <w:rPr>
+                <w:bCs/>
+                <w:b/>
+              </w:rPr>
+              <w:t xml:space="preserve">1 company only</w:t>
             </w:r>
           </w:p>
         </w:tc>
       </w:tr>
     </w:tbl>
+    <w:p>
+      <w:pPr>
+        <w:pStyle w:val="BodyText"/>
+      </w:pPr>
+      <w:r>
+        <w:t xml:space="preserve">A survey with one question will produce a very thin invitation. Content should</w:t>
+      </w:r>
+      <w:r>
+        <w:t xml:space="preserve"> </w:t>
+      </w:r>
+      <w:r>
+        <w:t xml:space="preserve">be reviewed alongside the email wording.</w:t>
+      </w:r>
+    </w:p>
     <w:p>
       <w:r>
         <w:pict>
@@ -3881,14 +4108,70 @@
         </w:pict>
       </w:r>
     </w:p>
-    <w:bookmarkEnd w:id="32"/>
-    <w:bookmarkStart w:id="33" w:name="X32ee70d0fe66a6653823580983314ec54b3cd2b"/>
+    <w:bookmarkEnd w:id="30"/>
+    <w:bookmarkStart w:id="31" w:name="X005a8d74174066444eb48f1cdc3f127ad129609"/>
     <w:p>
       <w:pPr>
         <w:pStyle w:val="Heading2"/>
       </w:pPr>
       <w:r>
-        <w:t xml:space="preserve">7. Rollback</w:t>
+        <w:t xml:space="preserve">5. Sequence and dependencies</w:t>
+      </w:r>
+    </w:p>
+    <w:p>
+      <w:pPr>
+        <w:pStyle w:val="SourceCode"/>
+      </w:pPr>
+      <w:r>
+        <w:rPr>
+          <w:rStyle w:val="VerbatimChar"/>
+        </w:rPr>
+        <w:t xml:space="preserve">Phase 1  Exclude portal surveys from the case notification   ← do first</w:t>
+      </w:r>
+      <w:r>
+        <w:br/>
+      </w:r>
+      <w:r>
+        <w:rPr>
+          <w:rStyle w:val="VerbatimChar"/>
+        </w:rPr>
+        <w:t xml:space="preserve">Phase 2  Create the csat_survey_link mail script</w:t>
+      </w:r>
+      <w:r>
+        <w:br/>
+      </w:r>
+      <w:r>
+        <w:rPr>
+          <w:rStyle w:val="VerbatimChar"/>
+        </w:rPr>
+        <w:t xml:space="preserve">Phase 3  Create the CSAT Survey Invitation notification</w:t>
+      </w:r>
+      <w:r>
+        <w:br/>
+      </w:r>
+      <w:r>
+        <w:rPr>
+          <w:rStyle w:val="VerbatimChar"/>
+        </w:rPr>
+        <w:t xml:space="preserve">Phase 4  Confirm notify_user on each survey definition</w:t>
+      </w:r>
+      <w:r>
+        <w:br/>
+      </w:r>
+      <w:r>
+        <w:rPr>
+          <w:rStyle w:val="VerbatimChar"/>
+        </w:rPr>
+        <w:t xml:space="preserve">Phase 5  Test with email still disabled</w:t>
+      </w:r>
+      <w:r>
+        <w:br/>
+      </w:r>
+      <w:r>
+        <w:rPr>
+          <w:rStyle w:val="VerbatimChar"/>
+        </w:rPr>
+        <w:t xml:space="preserve">Phase 6  Enable delivery, pilot, then roll out</w:t>
       </w:r>
     </w:p>
     <w:p>
@@ -3896,7 +4179,30 @@
         <w:pStyle w:val="FirstParagraph"/>
       </w:pPr>
       <w:r>
-        <w:t xml:space="preserve">Each phase is independently reversible.</w:t>
+        <w:t xml:space="preserve">Phases 2 and 3 can be done together. Phase 1 must precede Phase 6 or recipients</w:t>
+      </w:r>
+      <w:r>
+        <w:t xml:space="preserve"> </w:t>
+      </w:r>
+      <w:r>
+        <w:t xml:space="preserve">receive two emails.</w:t>
+      </w:r>
+    </w:p>
+    <w:p>
+      <w:r>
+        <w:pict>
+          <v:rect style="width:0;height:1.5pt" o:hralign="center" o:hrstd="t" o:hr="t"/>
+        </w:pict>
+      </w:r>
+    </w:p>
+    <w:bookmarkEnd w:id="31"/>
+    <w:bookmarkStart w:id="32" w:name="Xf4d714abcb26335700ae035bc33791e14ab65fd"/>
+    <w:p>
+      <w:pPr>
+        <w:pStyle w:val="Heading2"/>
+      </w:pPr>
+      <w:r>
+        <w:t xml:space="preserve">6. Risks</w:t>
       </w:r>
     </w:p>
     <w:tbl>
@@ -3922,6 +4228,244 @@
               <w:jc w:val="left"/>
             </w:pPr>
             <w:r>
+              <w:t xml:space="preserve">Risk</w:t>
+            </w:r>
+          </w:p>
+        </w:tc>
+        <w:tc>
+          <w:tcPr/>
+          <w:p>
+            <w:pPr>
+              <w:pStyle w:val="Compact"/>
+              <w:jc w:val="left"/>
+            </w:pPr>
+            <w:r>
+              <w:t xml:space="preserve">Mitigation</w:t>
+            </w:r>
+          </w:p>
+        </w:tc>
+      </w:tr>
+      <w:tr>
+        <w:tc>
+          <w:tcPr/>
+          <w:p>
+            <w:pPr>
+              <w:pStyle w:val="Compact"/>
+              <w:jc w:val="left"/>
+            </w:pPr>
+            <w:r>
+              <w:t xml:space="preserve">Duplicate invitations</w:t>
+            </w:r>
+          </w:p>
+        </w:tc>
+        <w:tc>
+          <w:tcPr/>
+          <w:p>
+            <w:pPr>
+              <w:pStyle w:val="Compact"/>
+              <w:jc w:val="left"/>
+            </w:pPr>
+            <w:r>
+              <w:t xml:space="preserve">Phase 1 excludes portal surveys from the case notification; verify only one</w:t>
+            </w:r>
+            <w:r>
+              <w:t xml:space="preserve"> </w:t>
+            </w:r>
+            <w:r>
+              <w:rPr>
+                <w:rStyle w:val="VerbatimChar"/>
+              </w:rPr>
+              <w:t xml:space="preserve">sys_email</w:t>
+            </w:r>
+            <w:r>
+              <w:t xml:space="preserve"> </w:t>
+            </w:r>
+            <w:r>
+              <w:t xml:space="preserve">row per recipient in Phase 5</w:t>
+            </w:r>
+          </w:p>
+        </w:tc>
+      </w:tr>
+      <w:tr>
+        <w:tc>
+          <w:tcPr/>
+          <w:p>
+            <w:pPr>
+              <w:pStyle w:val="Compact"/>
+              <w:jc w:val="left"/>
+            </w:pPr>
+            <w:r>
+              <w:t xml:space="preserve">Notification silently produces nothing</w:t>
+            </w:r>
+          </w:p>
+        </w:tc>
+        <w:tc>
+          <w:tcPr/>
+          <w:p>
+            <w:pPr>
+              <w:pStyle w:val="Compact"/>
+              <w:jc w:val="left"/>
+            </w:pPr>
+            <w:r>
+              <w:t xml:space="preserve">Set</w:t>
+            </w:r>
+            <w:r>
+              <w:t xml:space="preserve"> </w:t>
+            </w:r>
+            <w:r>
+              <w:rPr>
+                <w:rStyle w:val="VerbatimChar"/>
+              </w:rPr>
+              <w:t xml:space="preserve">generation_type = event</w:t>
+            </w:r>
+            <w:r>
+              <w:t xml:space="preserve">; confirm a</w:t>
+            </w:r>
+            <w:r>
+              <w:t xml:space="preserve"> </w:t>
+            </w:r>
+            <w:r>
+              <w:rPr>
+                <w:rStyle w:val="VerbatimChar"/>
+              </w:rPr>
+              <w:t xml:space="preserve">sys_email</w:t>
+            </w:r>
+            <w:r>
+              <w:t xml:space="preserve"> </w:t>
+            </w:r>
+            <w:r>
+              <w:t xml:space="preserve">record appears in Phase 5</w:t>
+            </w:r>
+          </w:p>
+        </w:tc>
+      </w:tr>
+      <w:tr>
+        <w:tc>
+          <w:tcPr/>
+          <w:p>
+            <w:pPr>
+              <w:pStyle w:val="Compact"/>
+              <w:jc w:val="left"/>
+            </w:pPr>
+            <w:r>
+              <w:t xml:space="preserve">Enabling SMTP releases a backlog</w:t>
+            </w:r>
+          </w:p>
+        </w:tc>
+        <w:tc>
+          <w:tcPr/>
+          <w:p>
+            <w:pPr>
+              <w:pStyle w:val="Compact"/>
+              <w:jc w:val="left"/>
+            </w:pPr>
+            <w:r>
+              <w:t xml:space="preserve">Review the queue before switching on</w:t>
+            </w:r>
+          </w:p>
+        </w:tc>
+      </w:tr>
+      <w:tr>
+        <w:tc>
+          <w:tcPr/>
+          <w:p>
+            <w:pPr>
+              <w:pStyle w:val="Compact"/>
+              <w:jc w:val="left"/>
+            </w:pPr>
+            <w:r>
+              <w:t xml:space="preserve">Link resolves for the wrong person</w:t>
+            </w:r>
+          </w:p>
+        </w:tc>
+        <w:tc>
+          <w:tcPr/>
+          <w:p>
+            <w:pPr>
+              <w:pStyle w:val="Compact"/>
+              <w:jc w:val="left"/>
+            </w:pPr>
+            <w:r>
+              <w:t xml:space="preserve">Assessment instances are per-user; confirm in Phase 5 by opening the link</w:t>
+            </w:r>
+          </w:p>
+        </w:tc>
+      </w:tr>
+      <w:tr>
+        <w:tc>
+          <w:tcPr/>
+          <w:p>
+            <w:pPr>
+              <w:pStyle w:val="Compact"/>
+              <w:jc w:val="left"/>
+            </w:pPr>
+            <w:r>
+              <w:t xml:space="preserve">Wrong sender identity</w:t>
+            </w:r>
+          </w:p>
+        </w:tc>
+        <w:tc>
+          <w:tcPr/>
+          <w:p>
+            <w:pPr>
+              <w:pStyle w:val="Compact"/>
+              <w:jc w:val="left"/>
+            </w:pPr>
+            <w:r>
+              <w:t xml:space="preserve">Agree sender name and reply-to before Phase 6</w:t>
+            </w:r>
+          </w:p>
+        </w:tc>
+      </w:tr>
+    </w:tbl>
+    <w:p>
+      <w:r>
+        <w:pict>
+          <v:rect style="width:0;height:1.5pt" o:hralign="center" o:hrstd="t" o:hr="t"/>
+        </w:pict>
+      </w:r>
+    </w:p>
+    <w:bookmarkEnd w:id="32"/>
+    <w:bookmarkStart w:id="33" w:name="X32ee70d0fe66a6653823580983314ec54b3cd2b"/>
+    <w:p>
+      <w:pPr>
+        <w:pStyle w:val="Heading2"/>
+      </w:pPr>
+      <w:r>
+        <w:t xml:space="preserve">7. Rollback</w:t>
+      </w:r>
+    </w:p>
+    <w:p>
+      <w:pPr>
+        <w:pStyle w:val="FirstParagraph"/>
+      </w:pPr>
+      <w:r>
+        <w:t xml:space="preserve">Each phase is independently reversible.</w:t>
+      </w:r>
+    </w:p>
+    <w:tbl>
+      <w:tblPr>
+        <w:tblStyle w:val="Table"/>
+        <w:tblW w:type="auto" w:w="0"/>
+        <w:tblLook w:firstRow="1" w:lastRow="0" w:firstColumn="0" w:lastColumn="0" w:noHBand="0" w:noVBand="0" w:val="0020"/>
+        <w:jc w:val="start"/>
+      </w:tblPr>
+      <w:tblGrid>
+        <w:gridCol w:w="3960"/>
+        <w:gridCol w:w="3960"/>
+      </w:tblGrid>
+      <w:tr>
+        <w:trPr>
+          <w:tblHeader w:val="true"/>
+        </w:trPr>
+        <w:tc>
+          <w:tcPr/>
+          <w:p>
+            <w:pPr>
+              <w:pStyle w:val="Compact"/>
+              <w:jc w:val="left"/>
+            </w:pPr>
+            <w:r>
               <w:t xml:space="preserve">To undo</w:t>
             </w:r>
           </w:p>
@@ -4059,20 +4603,20 @@
       </w:r>
     </w:p>
     <w:bookmarkEnd w:id="33"/>
-    <w:bookmarkStart w:id="34" w:name="X61b364cf8c4b1af8e33d3fee9ec3d2ba0564bbb"/>
+    <w:bookmarkStart w:id="34" w:name="Xd68a541aa387ae7776909fd7310ddb285958e42"/>
     <w:p>
       <w:pPr>
         <w:pStyle w:val="Heading2"/>
       </w:pPr>
       <w:r>
-        <w:t xml:space="preserve">8. What we need from you</w:t>
+        <w:t xml:space="preserve">8. What we still need from you</w:t>
       </w:r>
     </w:p>
     <w:p>
       <w:pPr>
         <w:numPr>
           <w:ilvl w:val="0"/>
-          <w:numId w:val="1006"/>
+          <w:numId w:val="1002"/>
         </w:numPr>
         <w:pStyle w:val="Compact"/>
       </w:pPr>
@@ -4081,20 +4625,20 @@
           <w:bCs/>
           <w:b/>
         </w:rPr>
-        <w:t xml:space="preserve">Link destination</w:t>
-      </w:r>
-      <w:r>
-        <w:t xml:space="preserve"> </w:t>
-      </w:r>
-      <w:r>
-        <w:t xml:space="preserve">— Service Portal (recommended) or platform</w:t>
+        <w:t xml:space="preserve">Approve the wording</w:t>
+      </w:r>
+      <w:r>
+        <w:t xml:space="preserve"> </w:t>
+      </w:r>
+      <w:r>
+        <w:t xml:space="preserve">— subject line and covering text as built</w:t>
       </w:r>
     </w:p>
     <w:p>
       <w:pPr>
         <w:numPr>
           <w:ilvl w:val="0"/>
-          <w:numId w:val="1006"/>
+          <w:numId w:val="1002"/>
         </w:numPr>
         <w:pStyle w:val="Compact"/>
       </w:pPr>
@@ -4103,20 +4647,35 @@
           <w:bCs/>
           <w:b/>
         </w:rPr>
-        <w:t xml:space="preserve">Wording</w:t>
-      </w:r>
-      <w:r>
-        <w:t xml:space="preserve"> </w:t>
-      </w:r>
-      <w:r>
-        <w:t xml:space="preserve">— subject line and covering text, or approval of the draft above</w:t>
+        <w:t xml:space="preserve">Confirm the sender mapping</w:t>
+      </w:r>
+      <w:r>
+        <w:t xml:space="preserve"> </w:t>
+      </w:r>
+      <w:r>
+        <w:t xml:space="preserve">covers the accounts you will survey, since</w:t>
+      </w:r>
+      <w:r>
+        <w:t xml:space="preserve"> </w:t>
+      </w:r>
+      <w:r>
+        <w:t xml:space="preserve">anything unmapped falls back to</w:t>
+      </w:r>
+      <w:r>
+        <w:t xml:space="preserve"> </w:t>
+      </w:r>
+      <w:r>
+        <w:rPr>
+          <w:rStyle w:val="VerbatimChar"/>
+        </w:rPr>
+        <w:t xml:space="preserve">support@noc-portal.com</w:t>
       </w:r>
     </w:p>
     <w:p>
       <w:pPr>
         <w:numPr>
           <w:ilvl w:val="0"/>
-          <w:numId w:val="1006"/>
+          <w:numId w:val="1002"/>
         </w:numPr>
         <w:pStyle w:val="Compact"/>
       </w:pPr>
@@ -4125,20 +4684,20 @@
           <w:bCs/>
           <w:b/>
         </w:rPr>
-        <w:t xml:space="preserve">Sender identity</w:t>
-      </w:r>
-      <w:r>
-        <w:t xml:space="preserve"> </w:t>
-      </w:r>
-      <w:r>
-        <w:t xml:space="preserve">— display name and reply-to address</w:t>
+        <w:t xml:space="preserve">Enable outbound email</w:t>
+      </w:r>
+      <w:r>
+        <w:t xml:space="preserve"> </w:t>
+      </w:r>
+      <w:r>
+        <w:t xml:space="preserve">once the existing queue has been reviewed</w:t>
       </w:r>
     </w:p>
     <w:p>
       <w:pPr>
         <w:numPr>
           <w:ilvl w:val="0"/>
-          <w:numId w:val="1006"/>
+          <w:numId w:val="1002"/>
         </w:numPr>
         <w:pStyle w:val="Compact"/>
       </w:pPr>
@@ -4147,49 +4706,51 @@
           <w:bCs/>
           <w:b/>
         </w:rPr>
-        <w:t xml:space="preserve">Confirmation</w:t>
-      </w:r>
-      <w:r>
-        <w:t xml:space="preserve"> </w:t>
-      </w:r>
-      <w:r>
-        <w:t xml:space="preserve">to change the existing case notification's condition</w:t>
-      </w:r>
-    </w:p>
-    <w:p>
-      <w:pPr>
-        <w:numPr>
-          <w:ilvl w:val="0"/>
-          <w:numId w:val="1006"/>
-        </w:numPr>
-        <w:pStyle w:val="Compact"/>
-      </w:pPr>
+        <w:t xml:space="preserve">Owner and date</w:t>
+      </w:r>
+      <w:r>
+        <w:t xml:space="preserve"> </w:t>
+      </w:r>
+      <w:r>
+        <w:t xml:space="preserve">for publishing the two Draft surveys</w:t>
+      </w:r>
+    </w:p>
+    <w:p>
+      <w:pPr>
+        <w:pStyle w:val="FirstParagraph"/>
+      </w:pPr>
+      <w:r>
+        <w:t xml:space="preserve">The build is captured in the update set</w:t>
+      </w:r>
+      <w:r>
+        <w:t xml:space="preserve"> </w:t>
+      </w:r>
       <w:r>
         <w:rPr>
           <w:bCs/>
           <w:b/>
         </w:rPr>
-        <w:t xml:space="preserve">Owner and date</w:t>
-      </w:r>
-      <w:r>
-        <w:t xml:space="preserve"> </w:t>
-      </w:r>
-      <w:r>
-        <w:t xml:space="preserve">for publishing the two Draft surveys</w:t>
-      </w:r>
-    </w:p>
-    <w:p>
-      <w:pPr>
-        <w:pStyle w:val="FirstParagraph"/>
-      </w:pPr>
-      <w:r>
-        <w:t xml:space="preserve">On confirmation this can be implemented and captured in an update set for</w:t>
-      </w:r>
-      <w:r>
-        <w:t xml:space="preserve"> </w:t>
-      </w:r>
-      <w:r>
-        <w:t xml:space="preserve">promotion, consistent with the rest of the build.</w:t>
+        <w:t xml:space="preserve">CSAT Survey Portal - Invitation</w:t>
+      </w:r>
+      <w:r>
+        <w:rPr>
+          <w:bCs/>
+          <w:b/>
+        </w:rPr>
+        <w:t xml:space="preserve"> </w:t>
+      </w:r>
+      <w:r>
+        <w:rPr>
+          <w:bCs/>
+          <w:b/>
+        </w:rPr>
+        <w:t xml:space="preserve">email</w:t>
+      </w:r>
+      <w:r>
+        <w:t xml:space="preserve"> </w:t>
+      </w:r>
+      <w:r>
+        <w:t xml:space="preserve">for promotion, consistent with the rest of the solution.</w:t>
       </w:r>
     </w:p>
     <w:bookmarkEnd w:id="34"/>
@@ -4299,82 +4860,6 @@
       </w:pPr>
     </w:lvl>
   </w:abstractNum>
-  <w:abstractNum w:abstractNumId="991">
-    <w:nsid w:val="A991"/>
-    <w:multiLevelType w:val="multilevel"/>
-    <w:lvl w:ilvl="0">
-      <w:numFmt w:val="bullet"/>
-      <w:lvlText w:val="•"/>
-      <w:lvlJc w:val="left"/>
-      <w:pPr>
-        <w:ind w:left="720" w:hanging="480"/>
-      </w:pPr>
-    </w:lvl>
-    <w:lvl w:ilvl="1">
-      <w:numFmt w:val="bullet"/>
-      <w:lvlText w:val="–"/>
-      <w:lvlJc w:val="left"/>
-      <w:pPr>
-        <w:ind w:left="1440" w:hanging="480"/>
-      </w:pPr>
-    </w:lvl>
-    <w:lvl w:ilvl="2">
-      <w:numFmt w:val="bullet"/>
-      <w:lvlText w:val="•"/>
-      <w:lvlJc w:val="left"/>
-      <w:pPr>
-        <w:ind w:left="2160" w:hanging="480"/>
-      </w:pPr>
-    </w:lvl>
-    <w:lvl w:ilvl="3">
-      <w:numFmt w:val="bullet"/>
-      <w:lvlText w:val="–"/>
-      <w:lvlJc w:val="left"/>
-      <w:pPr>
-        <w:ind w:left="2880" w:hanging="480"/>
-      </w:pPr>
-    </w:lvl>
-    <w:lvl w:ilvl="4">
-      <w:numFmt w:val="bullet"/>
-      <w:lvlText w:val="•"/>
-      <w:lvlJc w:val="left"/>
-      <w:pPr>
-        <w:ind w:left="3600" w:hanging="480"/>
-      </w:pPr>
-    </w:lvl>
-    <w:lvl w:ilvl="5">
-      <w:numFmt w:val="bullet"/>
-      <w:lvlText w:val="–"/>
-      <w:lvlJc w:val="left"/>
-      <w:pPr>
-        <w:ind w:left="4320" w:hanging="480"/>
-      </w:pPr>
-    </w:lvl>
-    <w:lvl w:ilvl="6">
-      <w:numFmt w:val="bullet"/>
-      <w:lvlText w:val="•"/>
-      <w:lvlJc w:val="left"/>
-      <w:pPr>
-        <w:ind w:left="5040" w:hanging="480"/>
-      </w:pPr>
-    </w:lvl>
-    <w:lvl w:ilvl="7">
-      <w:numFmt w:val="bullet"/>
-      <w:lvlText w:val="–"/>
-      <w:lvlJc w:val="left"/>
-      <w:pPr>
-        <w:ind w:left="5760" w:hanging="480"/>
-      </w:pPr>
-    </w:lvl>
-    <w:lvl w:ilvl="8">
-      <w:numFmt w:val="bullet"/>
-      <w:lvlText w:val="•"/>
-      <w:lvlJc w:val="left"/>
-      <w:pPr>
-        <w:ind w:left="6480" w:hanging="480"/>
-      </w:pPr>
-    </w:lvl>
-  </w:abstractNum>
   <w:abstractNum w:abstractNumId="99411">
     <w:nsid w:val="A99411"/>
     <w:multiLevelType w:val="multilevel"/>
@@ -4464,9 +4949,6 @@
     <w:abstractNumId w:val="990"/>
   </w:num>
   <w:num w:numId="1001">
-    <w:abstractNumId w:val="991"/>
-  </w:num>
-  <w:num w:numId="1002">
     <w:abstractNumId w:val="99411"/>
     <w:lvlOverride w:ilvl="0">
       <w:startOverride w:val="1"/>
@@ -4496,70 +4978,7 @@
       <w:startOverride w:val="1"/>
     </w:lvlOverride>
   </w:num>
-  <w:num w:numId="1003">
-    <w:abstractNumId w:val="99411"/>
-    <w:lvlOverride w:ilvl="0">
-      <w:startOverride w:val="1"/>
-    </w:lvlOverride>
-    <w:lvlOverride w:ilvl="1">
-      <w:startOverride w:val="1"/>
-    </w:lvlOverride>
-    <w:lvlOverride w:ilvl="2">
-      <w:startOverride w:val="1"/>
-    </w:lvlOverride>
-    <w:lvlOverride w:ilvl="3">
-      <w:startOverride w:val="1"/>
-    </w:lvlOverride>
-    <w:lvlOverride w:ilvl="4">
-      <w:startOverride w:val="1"/>
-    </w:lvlOverride>
-    <w:lvlOverride w:ilvl="5">
-      <w:startOverride w:val="1"/>
-    </w:lvlOverride>
-    <w:lvlOverride w:ilvl="6">
-      <w:startOverride w:val="1"/>
-    </w:lvlOverride>
-    <w:lvlOverride w:ilvl="7">
-      <w:startOverride w:val="1"/>
-    </w:lvlOverride>
-    <w:lvlOverride w:ilvl="8">
-      <w:startOverride w:val="1"/>
-    </w:lvlOverride>
-  </w:num>
-  <w:num w:numId="1004">
-    <w:abstractNumId w:val="991"/>
-  </w:num>
-  <w:num w:numId="1005">
-    <w:abstractNumId w:val="99411"/>
-    <w:lvlOverride w:ilvl="0">
-      <w:startOverride w:val="1"/>
-    </w:lvlOverride>
-    <w:lvlOverride w:ilvl="1">
-      <w:startOverride w:val="1"/>
-    </w:lvlOverride>
-    <w:lvlOverride w:ilvl="2">
-      <w:startOverride w:val="1"/>
-    </w:lvlOverride>
-    <w:lvlOverride w:ilvl="3">
-      <w:startOverride w:val="1"/>
-    </w:lvlOverride>
-    <w:lvlOverride w:ilvl="4">
-      <w:startOverride w:val="1"/>
-    </w:lvlOverride>
-    <w:lvlOverride w:ilvl="5">
-      <w:startOverride w:val="1"/>
-    </w:lvlOverride>
-    <w:lvlOverride w:ilvl="6">
-      <w:startOverride w:val="1"/>
-    </w:lvlOverride>
-    <w:lvlOverride w:ilvl="7">
-      <w:startOverride w:val="1"/>
-    </w:lvlOverride>
-    <w:lvlOverride w:ilvl="8">
-      <w:startOverride w:val="1"/>
-    </w:lvlOverride>
-  </w:num>
-  <w:num w:numId="1006">
+  <w:num w:numId="1002">
     <w:abstractNumId w:val="99411"/>
     <w:lvlOverride w:ilvl="0">
       <w:startOverride w:val="1"/>
